--- a/UK-Cyber-Essentials/CSW-Cyber-Essentials-Compliance-Report.docx
+++ b/UK-Cyber-Essentials/CSW-Cyber-Essentials-Compliance-Report.docx
@@ -10,7 +10,7 @@
         <w:t xml:space="preserve">Cisco Secure Workload - UK Cyber Essentials Plus Compliance Report</w:t>
       </w:r>
     </w:p>
-    <w:bookmarkStart w:id="17" w:name="Xed211cdcf52d37d55ce6f6cd7b7e2aa8011d82a"/>
+    <w:bookmarkStart w:id="22" w:name="Xed211cdcf52d37d55ce6f6cd7b7e2aa8011d82a"/>
     <w:p>
       <w:pPr>
         <w:pStyle w:val="Heading1"/>
@@ -43,7 +43,7 @@
         <w:t xml:space="preserve"> </w:t>
       </w:r>
       <w:r>
-        <w:t xml:space="preserve">UK Cyber Essentials Plus</w:t>
+        <w:t xml:space="preserve">UK NCSC Cyber Essentials Plus</w:t>
       </w:r>
       <w:r>
         <w:br/>
@@ -59,7 +59,7 @@
         <w:t xml:space="preserve"> </w:t>
       </w:r>
       <w:r>
-        <w:t xml:space="preserve">UK organisations preparing Cyber Essentials or Cyber Essentials Plus technical verification.</w:t>
+        <w:t xml:space="preserve">UK organisations preparing for Cyber Essentials or Cyber Essentials Plus certification.</w:t>
       </w:r>
       <w:r>
         <w:br/>
@@ -75,7 +75,7 @@
         <w:t xml:space="preserve"> </w:t>
       </w:r>
       <w:r>
-        <w:t xml:space="preserve">CE1 workload-level firewall evidence, CE2 secure configuration baseline, CE5 patch management evidence, and Plus verification support.</w:t>
+        <w:t xml:space="preserve">Workload-level firewall evidence (control category 1), secure configuration baseline (category 2), patch / vulnerability prioritisation (category 3 - Security Update Management), and supporting evidence for technical verification (CE+ component).</w:t>
       </w:r>
     </w:p>
     <w:p>
@@ -86,12 +86,96 @@
       </w:r>
     </w:p>
     <w:bookmarkEnd w:id="9"/>
-    <w:bookmarkStart w:id="10" w:name="executive-summary"/>
+    <w:bookmarkStart w:id="10" w:name="framework-version-note"/>
     <w:p>
       <w:pPr>
         <w:pStyle w:val="Heading2"/>
       </w:pPr>
       <w:r>
+        <w:t xml:space="preserve">Framework Version Note</w:t>
+      </w:r>
+    </w:p>
+    <w:p>
+      <w:pPr>
+        <w:pStyle w:val="FirstParagraph"/>
+      </w:pPr>
+      <w:r>
+        <w:t xml:space="preserve">References Cyber Essentials (CE) and Cyber Essentials Plus (CE+) as operated by IASME on behalf of NCSC. The five control categories are: Firewalls, Secure Configuration, Security Update Management, User Access Control, and Malware Protection. CE / CE+ requirements are updated periodically; validate against the current published requirements document.</w:t>
+      </w:r>
+    </w:p>
+    <w:bookmarkEnd w:id="10"/>
+    <w:bookmarkStart w:id="11" w:name="csw-ui-navigation-note"/>
+    <w:p>
+      <w:pPr>
+        <w:pStyle w:val="Heading2"/>
+      </w:pPr>
+      <w:r>
+        <w:t xml:space="preserve">CSW UI Navigation Note</w:t>
+      </w:r>
+    </w:p>
+    <w:p>
+      <w:pPr>
+        <w:pStyle w:val="FirstParagraph"/>
+      </w:pPr>
+      <w:r>
+        <w:t xml:space="preserve">Cisco does not yet publish framework-specific CSW UI navigation for this standard; framework-specific navigation is on the product roadmap. This report references CSW</w:t>
+      </w:r>
+      <w:r>
+        <w:t xml:space="preserve"> </w:t>
+      </w:r>
+      <w:r>
+        <w:rPr>
+          <w:i/>
+          <w:iCs/>
+        </w:rPr>
+        <w:t xml:space="preserve">capabilities</w:t>
+      </w:r>
+      <w:r>
+        <w:t xml:space="preserve"> </w:t>
+      </w:r>
+      <w:r>
+        <w:t xml:space="preserve">and the</w:t>
+      </w:r>
+      <w:r>
+        <w:t xml:space="preserve"> </w:t>
+      </w:r>
+      <w:r>
+        <w:rPr>
+          <w:i/>
+          <w:iCs/>
+        </w:rPr>
+        <w:t xml:space="preserve">evidence artifacts</w:t>
+      </w:r>
+      <w:r>
+        <w:t xml:space="preserve"> </w:t>
+      </w:r>
+      <w:r>
+        <w:t xml:space="preserve">they produce. The technical runbook (</w:t>
+      </w:r>
+      <w:r>
+        <w:rPr>
+          <w:rStyle w:val="VerbatimChar"/>
+        </w:rPr>
+        <w:t xml:space="preserve">CSW-Cyber-Essentials-Technical-Runbook.md</w:t>
+      </w:r>
+      <w:r>
+        <w:t xml:space="preserve">) in this folder contains the deeper engineering detail.</w:t>
+      </w:r>
+    </w:p>
+    <w:p>
+      <w:r>
+        <w:pict>
+          <v:rect style="width:0;height:1.5pt" o:hralign="center" o:hrstd="t" o:hr="t"/>
+        </w:pict>
+      </w:r>
+    </w:p>
+    <w:bookmarkEnd w:id="11"/>
+    <w:bookmarkStart w:id="12" w:name="executive-summary"/>
+    <w:p>
+      <w:pPr>
+        <w:pStyle w:val="Heading2"/>
+      </w:pPr>
+      <w:r>
         <w:t xml:space="preserve">Executive Summary</w:t>
       </w:r>
     </w:p>
@@ -100,7 +184,7 @@
         <w:pStyle w:val="FirstParagraph"/>
       </w:pPr>
       <w:r>
-        <w:t xml:space="preserve">Cisco Secure Workload (CSW) can support this framework by producing workload-level evidence for inventory, application dependency mapping, segmentation design, policy simulation, vulnerability context, and incident investigation. The strongest customer story is not that CSW</w:t>
+        <w:t xml:space="preserve">Cisco Secure Workload (CSW) supports a defined subset of this framework. The strongest customer story is not that CSW</w:t>
       </w:r>
       <w:r>
         <w:t xml:space="preserve"> </w:t>
@@ -112,11 +196,43 @@
         <w:t xml:space="preserve"> </w:t>
       </w:r>
       <w:r>
-        <w:t xml:space="preserve">compliance; it is that CSW turns workload communication into evidence that control owners, assessors, and technical teams can review.</w:t>
-      </w:r>
-    </w:p>
-    <w:bookmarkEnd w:id="10"/>
-    <w:bookmarkStart w:id="11" w:name="suggested-csw-scope-pattern"/>
+        <w:t xml:space="preserve">compliance; it is that CSW turns workload communication and inventory into evidence that the customer, the customer’s compliance team, and the customer’s assessor can review. This report describes which framework topics CSW supports, which it does not, what evidence artifacts CSW produces, and how often the customer should collect them. CSW does</w:t>
+      </w:r>
+      <w:r>
+        <w:t xml:space="preserve"> </w:t>
+      </w:r>
+      <w:r>
+        <w:rPr>
+          <w:b/>
+          <w:bCs/>
+        </w:rPr>
+        <w:t xml:space="preserve">not</w:t>
+      </w:r>
+      <w:r>
+        <w:t xml:space="preserve"> </w:t>
+      </w:r>
+      <w:r>
+        <w:t xml:space="preserve">replace the customer’s governance, policy, or assessor judgement, and this report is</w:t>
+      </w:r>
+      <w:r>
+        <w:t xml:space="preserve"> </w:t>
+      </w:r>
+      <w:r>
+        <w:rPr>
+          <w:b/>
+          <w:bCs/>
+        </w:rPr>
+        <w:t xml:space="preserve">not</w:t>
+      </w:r>
+      <w:r>
+        <w:t xml:space="preserve"> </w:t>
+      </w:r>
+      <w:r>
+        <w:t xml:space="preserve">a control attestation.</w:t>
+      </w:r>
+    </w:p>
+    <w:bookmarkEnd w:id="12"/>
+    <w:bookmarkStart w:id="13" w:name="suggested-csw-scope-pattern"/>
     <w:p>
       <w:pPr>
         <w:pStyle w:val="Heading2"/>
@@ -127,7 +243,7 @@
     </w:p>
     <w:p>
       <w:pPr>
-        <w:pStyle w:val="FirstParagraph"/>
+        <w:pStyle w:val="SourceCode"/>
       </w:pPr>
       <w:r>
         <w:rPr>
@@ -136,85 +252,67 @@
         <w:t xml:space="preserve">UK-Cyber-Essentials</w:t>
       </w:r>
       <w:r>
-        <w:t xml:space="preserve"> </w:t>
-      </w:r>
-      <w:r>
-        <w:t xml:space="preserve">&gt;</w:t>
-      </w:r>
-      <w:r>
-        <w:t xml:space="preserve"> </w:t>
+        <w:br/>
       </w:r>
       <w:r>
         <w:rPr>
           <w:rStyle w:val="VerbatimChar"/>
         </w:rPr>
-        <w:t xml:space="preserve">Internet-Facing-Systems</w:t>
-      </w:r>
-      <w:r>
-        <w:t xml:space="preserve">,</w:t>
-      </w:r>
-      <w:r>
-        <w:t xml:space="preserve"> </w:t>
+        <w:t xml:space="preserve">├── Internet-Facing-Systems</w:t>
+      </w:r>
+      <w:r>
+        <w:br/>
       </w:r>
       <w:r>
         <w:rPr>
           <w:rStyle w:val="VerbatimChar"/>
         </w:rPr>
-        <w:t xml:space="preserve">Workload-Firewall</w:t>
-      </w:r>
-      <w:r>
-        <w:t xml:space="preserve">,</w:t>
-      </w:r>
-      <w:r>
-        <w:t xml:space="preserve"> </w:t>
+        <w:t xml:space="preserve">├── Workload-Firewall-Scope</w:t>
+      </w:r>
+      <w:r>
+        <w:br/>
       </w:r>
       <w:r>
         <w:rPr>
           <w:rStyle w:val="VerbatimChar"/>
         </w:rPr>
-        <w:t xml:space="preserve">Secure-Configuration</w:t>
-      </w:r>
-      <w:r>
-        <w:t xml:space="preserve">,</w:t>
-      </w:r>
-      <w:r>
-        <w:t xml:space="preserve"> </w:t>
+        <w:t xml:space="preserve">├── Secure-Configuration-Baseline</w:t>
+      </w:r>
+      <w:r>
+        <w:br/>
       </w:r>
       <w:r>
         <w:rPr>
           <w:rStyle w:val="VerbatimChar"/>
         </w:rPr>
-        <w:t xml:space="preserve">Patch-Evidence</w:t>
-      </w:r>
-      <w:r>
-        <w:t xml:space="preserve">,</w:t>
-      </w:r>
-      <w:r>
-        <w:t xml:space="preserve"> </w:t>
+        <w:t xml:space="preserve">├── Patch-Evidence-Scope</w:t>
+      </w:r>
+      <w:r>
+        <w:br/>
       </w:r>
       <w:r>
         <w:rPr>
           <w:rStyle w:val="VerbatimChar"/>
         </w:rPr>
-        <w:t xml:space="preserve">Verification-Sample</w:t>
-      </w:r>
-    </w:p>
-    <w:p>
-      <w:pPr>
-        <w:pStyle w:val="BodyText"/>
+        <w:t xml:space="preserve">└── Verification-Sample</w:t>
+      </w:r>
+    </w:p>
+    <w:p>
+      <w:pPr>
+        <w:pStyle w:val="FirstParagraph"/>
       </w:pPr>
       <w:r>
         <w:t xml:space="preserve">This scope pattern should be validated with the customer’s architecture, application owners, compliance team, and assessor before it is used for formal evidence.</w:t>
       </w:r>
     </w:p>
-    <w:bookmarkEnd w:id="11"/>
-    <w:bookmarkStart w:id="12" w:name="outcomes-csw-can-support"/>
+    <w:bookmarkEnd w:id="13"/>
+    <w:bookmarkStart w:id="14" w:name="in-scope-for-csw-evidence"/>
     <w:p>
       <w:pPr>
         <w:pStyle w:val="Heading2"/>
       </w:pPr>
       <w:r>
-        <w:t xml:space="preserve">Outcomes CSW Can Support</w:t>
+        <w:t xml:space="preserve">In Scope for CSW Evidence</w:t>
       </w:r>
     </w:p>
     <w:p>
@@ -226,7 +324,7 @@
         </w:numPr>
       </w:pPr>
       <w:r>
-        <w:t xml:space="preserve">Identify Internet-facing and sensitive workloads.</w:t>
+        <w:t xml:space="preserve">Category 1 - Firewalls (workload-level allowlist and default-deny)</w:t>
       </w:r>
     </w:p>
     <w:p>
@@ -238,7 +336,7 @@
         </w:numPr>
       </w:pPr>
       <w:r>
-        <w:t xml:space="preserve">Document workload-level firewall and segmentation posture.</w:t>
+        <w:t xml:space="preserve">Category 2 - Secure Configuration (workspace baseline)</w:t>
       </w:r>
     </w:p>
     <w:p>
@@ -250,7 +348,7 @@
         </w:numPr>
       </w:pPr>
       <w:r>
-        <w:t xml:space="preserve">Support secure configuration and patch management evidence.</w:t>
+        <w:t xml:space="preserve">Category 3 - Security Update Management (CVE + reachability)</w:t>
       </w:r>
     </w:p>
     <w:p>
@@ -262,17 +360,17 @@
         </w:numPr>
       </w:pPr>
       <w:r>
-        <w:t xml:space="preserve">Prepare technical verification evidence for Plus discussions.</w:t>
-      </w:r>
-    </w:p>
-    <w:bookmarkEnd w:id="12"/>
-    <w:bookmarkStart w:id="13" w:name="evidence-package"/>
+        <w:t xml:space="preserve">Technical Verification (CE+) - workload sample selection support</w:t>
+      </w:r>
+    </w:p>
+    <w:bookmarkEnd w:id="14"/>
+    <w:bookmarkStart w:id="15" w:name="Xaed999129ed4b1f11f99b5af2968248bad86dd6"/>
     <w:p>
       <w:pPr>
         <w:pStyle w:val="Heading2"/>
       </w:pPr>
       <w:r>
-        <w:t xml:space="preserve">Evidence Package</w:t>
+        <w:t xml:space="preserve">Out of Scope (Must Be Evidenced by Other Controls / Tools / Processes)</w:t>
       </w:r>
     </w:p>
     <w:p>
@@ -284,7 +382,7 @@
         </w:numPr>
       </w:pPr>
       <w:r>
-        <w:t xml:space="preserve">Cyber Essentials workload inventory</w:t>
+        <w:t xml:space="preserve">Category 4 - User Access Control (identity layer)</w:t>
       </w:r>
     </w:p>
     <w:p>
@@ -296,7 +394,7 @@
         </w:numPr>
       </w:pPr>
       <w:r>
-        <w:t xml:space="preserve">Firewall / policy evidence</w:t>
+        <w:t xml:space="preserve">Category 5 - Malware Protection (endpoint)</w:t>
       </w:r>
     </w:p>
     <w:p>
@@ -308,7 +406,7 @@
         </w:numPr>
       </w:pPr>
       <w:r>
-        <w:t xml:space="preserve">Secure configuration support notes</w:t>
+        <w:t xml:space="preserve">Cyber Essentials questionnaire submission</w:t>
       </w:r>
     </w:p>
     <w:p>
@@ -320,23 +418,477 @@
         </w:numPr>
       </w:pPr>
       <w:r>
-        <w:t xml:space="preserve">Patch exposure summary</w:t>
-      </w:r>
-    </w:p>
-    <w:p>
-      <w:pPr>
-        <w:pStyle w:val="Compact"/>
-        <w:numPr>
-          <w:ilvl w:val="0"/>
-          <w:numId w:val="1002"/>
-        </w:numPr>
-      </w:pPr>
-      <w:r>
-        <w:t xml:space="preserve">Verification sample pack</w:t>
-      </w:r>
-    </w:p>
-    <w:bookmarkEnd w:id="13"/>
-    <w:bookmarkStart w:id="14" w:name="pov-workshop-approach"/>
+        <w:t xml:space="preserve">IASME certification body decisions</w:t>
+      </w:r>
+    </w:p>
+    <w:bookmarkEnd w:id="15"/>
+    <w:bookmarkStart w:id="16" w:name="framework-topic-csw-capability-map"/>
+    <w:p>
+      <w:pPr>
+        <w:pStyle w:val="Heading2"/>
+      </w:pPr>
+      <w:r>
+        <w:t xml:space="preserve">Framework Topic → CSW Capability Map</w:t>
+      </w:r>
+    </w:p>
+    <w:tbl>
+      <w:tblPr>
+        <w:tblStyle w:val="Table"/>
+        <w:tblW w:type="pct" w:w="5000"/>
+        <w:tblLayout w:type="fixed"/>
+        <w:tblLook w:firstRow="1" w:lastRow="0" w:firstColumn="0" w:lastColumn="0" w:noHBand="0" w:noVBand="0" w:val="0020"/>
+      </w:tblPr>
+      <w:tblGrid>
+        <w:gridCol w:w="2640"/>
+        <w:gridCol w:w="2640"/>
+        <w:gridCol w:w="2640"/>
+      </w:tblGrid>
+      <w:tr>
+        <w:trPr>
+          <w:tblHeader w:val="on"/>
+        </w:trPr>
+        <w:tc>
+          <w:tcPr/>
+          <w:p>
+            <w:pPr>
+              <w:pStyle w:val="Compact"/>
+            </w:pPr>
+            <w:r>
+              <w:t xml:space="preserve">Framework topic</w:t>
+            </w:r>
+          </w:p>
+        </w:tc>
+        <w:tc>
+          <w:tcPr/>
+          <w:p>
+            <w:pPr>
+              <w:pStyle w:val="Compact"/>
+            </w:pPr>
+            <w:r>
+              <w:t xml:space="preserve">CSW capability</w:t>
+            </w:r>
+          </w:p>
+        </w:tc>
+        <w:tc>
+          <w:tcPr/>
+          <w:p>
+            <w:pPr>
+              <w:pStyle w:val="Compact"/>
+            </w:pPr>
+            <w:r>
+              <w:t xml:space="preserve">Evidence artifact</w:t>
+            </w:r>
+          </w:p>
+        </w:tc>
+      </w:tr>
+      <w:tr>
+        <w:tc>
+          <w:tcPr/>
+          <w:p>
+            <w:pPr>
+              <w:pStyle w:val="Compact"/>
+            </w:pPr>
+            <w:r>
+              <w:t xml:space="preserve">Category 1 - Firewalls (workload layer)</w:t>
+            </w:r>
+          </w:p>
+        </w:tc>
+        <w:tc>
+          <w:tcPr/>
+          <w:p>
+            <w:pPr>
+              <w:pStyle w:val="Compact"/>
+            </w:pPr>
+            <w:r>
+              <w:t xml:space="preserve">Policy workspace + default-deny + workload-to-workload allowlist</w:t>
+            </w:r>
+          </w:p>
+        </w:tc>
+        <w:tc>
+          <w:tcPr/>
+          <w:p>
+            <w:pPr>
+              <w:pStyle w:val="Compact"/>
+            </w:pPr>
+            <w:r>
+              <w:t xml:space="preserve">Workspace snapshot showing firewall posture per workload</w:t>
+            </w:r>
+          </w:p>
+        </w:tc>
+      </w:tr>
+      <w:tr>
+        <w:tc>
+          <w:tcPr/>
+          <w:p>
+            <w:pPr>
+              <w:pStyle w:val="Compact"/>
+            </w:pPr>
+            <w:r>
+              <w:t xml:space="preserve">Category 2 - Secure Configuration</w:t>
+            </w:r>
+          </w:p>
+        </w:tc>
+        <w:tc>
+          <w:tcPr/>
+          <w:p>
+            <w:pPr>
+              <w:pStyle w:val="Compact"/>
+            </w:pPr>
+            <w:r>
+              <w:t xml:space="preserve">Workspace baseline + change log</w:t>
+            </w:r>
+          </w:p>
+        </w:tc>
+        <w:tc>
+          <w:tcPr/>
+          <w:p>
+            <w:pPr>
+              <w:pStyle w:val="Compact"/>
+            </w:pPr>
+            <w:r>
+              <w:t xml:space="preserve">Baseline policy workspace export + change-controlled exports</w:t>
+            </w:r>
+          </w:p>
+        </w:tc>
+      </w:tr>
+      <w:tr>
+        <w:tc>
+          <w:tcPr/>
+          <w:p>
+            <w:pPr>
+              <w:pStyle w:val="Compact"/>
+            </w:pPr>
+            <w:r>
+              <w:t xml:space="preserve">Category 3 - Security Update Management</w:t>
+            </w:r>
+          </w:p>
+        </w:tc>
+        <w:tc>
+          <w:tcPr/>
+          <w:p>
+            <w:pPr>
+              <w:pStyle w:val="Compact"/>
+            </w:pPr>
+            <w:r>
+              <w:t xml:space="preserve">Reachability-weighted CVE evidence</w:t>
+            </w:r>
+          </w:p>
+        </w:tc>
+        <w:tc>
+          <w:tcPr/>
+          <w:p>
+            <w:pPr>
+              <w:pStyle w:val="Compact"/>
+            </w:pPr>
+            <w:r>
+              <w:t xml:space="preserve">Prioritised remediation list with patch-due-date evidence</w:t>
+            </w:r>
+          </w:p>
+        </w:tc>
+      </w:tr>
+      <w:tr>
+        <w:tc>
+          <w:tcPr/>
+          <w:p>
+            <w:pPr>
+              <w:pStyle w:val="Compact"/>
+            </w:pPr>
+            <w:r>
+              <w:t xml:space="preserve">Technical Verification (CE+) sampling</w:t>
+            </w:r>
+          </w:p>
+        </w:tc>
+        <w:tc>
+          <w:tcPr/>
+          <w:p>
+            <w:pPr>
+              <w:pStyle w:val="Compact"/>
+            </w:pPr>
+            <w:r>
+              <w:t xml:space="preserve">Workload inventory + reach summary for sampled hosts</w:t>
+            </w:r>
+          </w:p>
+        </w:tc>
+        <w:tc>
+          <w:tcPr/>
+          <w:p>
+            <w:pPr>
+              <w:pStyle w:val="Compact"/>
+            </w:pPr>
+            <w:r>
+              <w:t xml:space="preserve">Sample-pack export for assessor</w:t>
+            </w:r>
+          </w:p>
+        </w:tc>
+      </w:tr>
+    </w:tbl>
+    <w:bookmarkEnd w:id="16"/>
+    <w:bookmarkStart w:id="17" w:name="evidence-collection-approach"/>
+    <w:p>
+      <w:pPr>
+        <w:pStyle w:val="Heading2"/>
+      </w:pPr>
+      <w:r>
+        <w:t xml:space="preserve">Evidence Collection Approach</w:t>
+      </w:r>
+    </w:p>
+    <w:p>
+      <w:pPr>
+        <w:pStyle w:val="FirstParagraph"/>
+      </w:pPr>
+      <w:r>
+        <w:t xml:space="preserve">The table below describes per-topic evidence collection - what to collect, the CSW source area, and a suggested cadence. The cadence should be tuned to the customer’s audit cycle, regulatory cadence, and risk appetite.</w:t>
+      </w:r>
+    </w:p>
+    <w:tbl>
+      <w:tblPr>
+        <w:tblStyle w:val="Table"/>
+        <w:tblW w:type="pct" w:w="5000"/>
+        <w:tblLayout w:type="fixed"/>
+        <w:tblLook w:firstRow="1" w:lastRow="0" w:firstColumn="0" w:lastColumn="0" w:noHBand="0" w:noVBand="0" w:val="0020"/>
+      </w:tblPr>
+      <w:tblGrid>
+        <w:gridCol w:w="1980"/>
+        <w:gridCol w:w="1980"/>
+        <w:gridCol w:w="1980"/>
+        <w:gridCol w:w="1980"/>
+      </w:tblGrid>
+      <w:tr>
+        <w:trPr>
+          <w:tblHeader w:val="on"/>
+        </w:trPr>
+        <w:tc>
+          <w:tcPr/>
+          <w:p>
+            <w:pPr>
+              <w:pStyle w:val="Compact"/>
+            </w:pPr>
+            <w:r>
+              <w:t xml:space="preserve">Topic</w:t>
+            </w:r>
+          </w:p>
+        </w:tc>
+        <w:tc>
+          <w:tcPr/>
+          <w:p>
+            <w:pPr>
+              <w:pStyle w:val="Compact"/>
+            </w:pPr>
+            <w:r>
+              <w:t xml:space="preserve">What to collect</w:t>
+            </w:r>
+          </w:p>
+        </w:tc>
+        <w:tc>
+          <w:tcPr/>
+          <w:p>
+            <w:pPr>
+              <w:pStyle w:val="Compact"/>
+            </w:pPr>
+            <w:r>
+              <w:t xml:space="preserve">CSW source</w:t>
+            </w:r>
+          </w:p>
+        </w:tc>
+        <w:tc>
+          <w:tcPr/>
+          <w:p>
+            <w:pPr>
+              <w:pStyle w:val="Compact"/>
+            </w:pPr>
+            <w:r>
+              <w:t xml:space="preserve">Suggested cadence</w:t>
+            </w:r>
+          </w:p>
+        </w:tc>
+      </w:tr>
+      <w:tr>
+        <w:tc>
+          <w:tcPr/>
+          <w:p>
+            <w:pPr>
+              <w:pStyle w:val="Compact"/>
+            </w:pPr>
+            <w:r>
+              <w:t xml:space="preserve">Workload inventory</w:t>
+            </w:r>
+          </w:p>
+        </w:tc>
+        <w:tc>
+          <w:tcPr/>
+          <w:p>
+            <w:pPr>
+              <w:pStyle w:val="Compact"/>
+            </w:pPr>
+            <w:r>
+              <w:t xml:space="preserve">Workloads in CE / CE+ certification scope</w:t>
+            </w:r>
+          </w:p>
+        </w:tc>
+        <w:tc>
+          <w:tcPr/>
+          <w:p>
+            <w:pPr>
+              <w:pStyle w:val="Compact"/>
+            </w:pPr>
+            <w:r>
+              <w:t xml:space="preserve">Inventory + scope membership export</w:t>
+            </w:r>
+          </w:p>
+        </w:tc>
+        <w:tc>
+          <w:tcPr/>
+          <w:p>
+            <w:pPr>
+              <w:pStyle w:val="Compact"/>
+            </w:pPr>
+            <w:r>
+              <w:t xml:space="preserve">Monthly</w:t>
+            </w:r>
+          </w:p>
+        </w:tc>
+      </w:tr>
+      <w:tr>
+        <w:tc>
+          <w:tcPr/>
+          <w:p>
+            <w:pPr>
+              <w:pStyle w:val="Compact"/>
+            </w:pPr>
+            <w:r>
+              <w:t xml:space="preserve">Firewall posture per workload</w:t>
+            </w:r>
+          </w:p>
+        </w:tc>
+        <w:tc>
+          <w:tcPr/>
+          <w:p>
+            <w:pPr>
+              <w:pStyle w:val="Compact"/>
+            </w:pPr>
+            <w:r>
+              <w:t xml:space="preserve">Default-deny and allowlist evidence</w:t>
+            </w:r>
+          </w:p>
+        </w:tc>
+        <w:tc>
+          <w:tcPr/>
+          <w:p>
+            <w:pPr>
+              <w:pStyle w:val="Compact"/>
+            </w:pPr>
+            <w:r>
+              <w:t xml:space="preserve">Policy workspace export</w:t>
+            </w:r>
+          </w:p>
+        </w:tc>
+        <w:tc>
+          <w:tcPr/>
+          <w:p>
+            <w:pPr>
+              <w:pStyle w:val="Compact"/>
+            </w:pPr>
+            <w:r>
+              <w:t xml:space="preserve">Quarterly + after each change</w:t>
+            </w:r>
+          </w:p>
+        </w:tc>
+      </w:tr>
+      <w:tr>
+        <w:tc>
+          <w:tcPr/>
+          <w:p>
+            <w:pPr>
+              <w:pStyle w:val="Compact"/>
+            </w:pPr>
+            <w:r>
+              <w:t xml:space="preserve">Vulnerability + reachability</w:t>
+            </w:r>
+          </w:p>
+        </w:tc>
+        <w:tc>
+          <w:tcPr/>
+          <w:p>
+            <w:pPr>
+              <w:pStyle w:val="Compact"/>
+            </w:pPr>
+            <w:r>
+              <w:t xml:space="preserve">CVE list weighted by reach across CE scope</w:t>
+            </w:r>
+          </w:p>
+        </w:tc>
+        <w:tc>
+          <w:tcPr/>
+          <w:p>
+            <w:pPr>
+              <w:pStyle w:val="Compact"/>
+            </w:pPr>
+            <w:r>
+              <w:t xml:space="preserve">Vulnerability report scoped to UK-Cyber-Essentials</w:t>
+            </w:r>
+          </w:p>
+        </w:tc>
+        <w:tc>
+          <w:tcPr/>
+          <w:p>
+            <w:pPr>
+              <w:pStyle w:val="Compact"/>
+            </w:pPr>
+            <w:r>
+              <w:t xml:space="preserve">Monthly (CE expects 14-day patching for critical/high)</w:t>
+            </w:r>
+          </w:p>
+        </w:tc>
+      </w:tr>
+      <w:tr>
+        <w:tc>
+          <w:tcPr/>
+          <w:p>
+            <w:pPr>
+              <w:pStyle w:val="Compact"/>
+            </w:pPr>
+            <w:r>
+              <w:t xml:space="preserve">Verification sample pack</w:t>
+            </w:r>
+          </w:p>
+        </w:tc>
+        <w:tc>
+          <w:tcPr/>
+          <w:p>
+            <w:pPr>
+              <w:pStyle w:val="Compact"/>
+            </w:pPr>
+            <w:r>
+              <w:t xml:space="preserve">Per-workload posture for assessor-selected sample</w:t>
+            </w:r>
+          </w:p>
+        </w:tc>
+        <w:tc>
+          <w:tcPr/>
+          <w:p>
+            <w:pPr>
+              <w:pStyle w:val="Compact"/>
+            </w:pPr>
+            <w:r>
+              <w:t xml:space="preserve">Per-workload inventory, policy, and vulnerability extracts</w:t>
+            </w:r>
+          </w:p>
+        </w:tc>
+        <w:tc>
+          <w:tcPr/>
+          <w:p>
+            <w:pPr>
+              <w:pStyle w:val="Compact"/>
+            </w:pPr>
+            <w:r>
+              <w:t xml:space="preserve">Per certification cycle</w:t>
+            </w:r>
+          </w:p>
+        </w:tc>
+      </w:tr>
+    </w:tbl>
+    <w:bookmarkEnd w:id="17"/>
+    <w:bookmarkStart w:id="18" w:name="pov-workshop-approach"/>
     <w:p>
       <w:pPr>
         <w:pStyle w:val="Heading2"/>
@@ -354,7 +906,7 @@
         </w:numPr>
       </w:pPr>
       <w:r>
-        <w:t xml:space="preserve">Select one business service, regulated boundary, or critical workload group.</w:t>
+        <w:t xml:space="preserve">Confirm the framework version and assessment cycle with the customer’s compliance team.</w:t>
       </w:r>
     </w:p>
     <w:p>
@@ -366,7 +918,7 @@
         </w:numPr>
       </w:pPr>
       <w:r>
-        <w:t xml:space="preserve">Validate workload coverage and install sensors or configure supported connectors.</w:t>
+        <w:t xml:space="preserve">Select one business service, regulated boundary, or critical workload group to start with; do not attempt to instrument the entire estate in the POV.</w:t>
       </w:r>
     </w:p>
     <w:p>
@@ -378,7 +930,7 @@
         </w:numPr>
       </w:pPr>
       <w:r>
-        <w:t xml:space="preserve">Apply labels for application, environment, owner, data class, criticality, compliance scope, and lifecycle.</w:t>
+        <w:t xml:space="preserve">Validate workload coverage and install sensors or configure supported connectors. Document the cannot-instrument register; this is itself evidence.</w:t>
       </w:r>
     </w:p>
     <w:p>
@@ -390,7 +942,76 @@
         </w:numPr>
       </w:pPr>
       <w:r>
-        <w:t xml:space="preserve">Observe flows over a representative business window.</w:t>
+        <w:t xml:space="preserve">Apply labels for application, environment, owner, data class, criticality, compliance scope, and any framework-specific tags (e.g. </w:t>
+      </w:r>
+      <w:r>
+        <w:rPr>
+          <w:rStyle w:val="VerbatimChar"/>
+        </w:rPr>
+        <w:t xml:space="preserve">tenant</w:t>
+      </w:r>
+      <w:r>
+        <w:t xml:space="preserve">,</w:t>
+      </w:r>
+      <w:r>
+        <w:t xml:space="preserve"> </w:t>
+      </w:r>
+      <w:r>
+        <w:rPr>
+          <w:rStyle w:val="VerbatimChar"/>
+        </w:rPr>
+        <w:t xml:space="preserve">prototype</w:t>
+      </w:r>
+      <w:r>
+        <w:t xml:space="preserve">,</w:t>
+      </w:r>
+      <w:r>
+        <w:t xml:space="preserve"> </w:t>
+      </w:r>
+      <w:r>
+        <w:rPr>
+          <w:rStyle w:val="VerbatimChar"/>
+        </w:rPr>
+        <w:t xml:space="preserve">isa_level</w:t>
+      </w:r>
+      <w:r>
+        <w:t xml:space="preserve">,</w:t>
+      </w:r>
+      <w:r>
+        <w:t xml:space="preserve"> </w:t>
+      </w:r>
+      <w:r>
+        <w:rPr>
+          <w:rStyle w:val="VerbatimChar"/>
+        </w:rPr>
+        <w:t xml:space="preserve">npi</w:t>
+      </w:r>
+      <w:r>
+        <w:t xml:space="preserve">,</w:t>
+      </w:r>
+      <w:r>
+        <w:t xml:space="preserve"> </w:t>
+      </w:r>
+      <w:r>
+        <w:rPr>
+          <w:rStyle w:val="VerbatimChar"/>
+        </w:rPr>
+        <w:t xml:space="preserve">cui</w:t>
+      </w:r>
+      <w:r>
+        <w:t xml:space="preserve">,</w:t>
+      </w:r>
+      <w:r>
+        <w:t xml:space="preserve"> </w:t>
+      </w:r>
+      <w:r>
+        <w:rPr>
+          <w:rStyle w:val="VerbatimChar"/>
+        </w:rPr>
+        <w:t xml:space="preserve">ephi</w:t>
+      </w:r>
+      <w:r>
+        <w:t xml:space="preserve">).</w:t>
       </w:r>
     </w:p>
     <w:p>
@@ -402,7 +1023,7 @@
         </w:numPr>
       </w:pPr>
       <w:r>
-        <w:t xml:space="preserve">Use ADM to generate a candidate policy and review it with the application owner.</w:t>
+        <w:t xml:space="preserve">Observe flows over a representative business window. Minimum two weeks; longer if the customer has month-end, quarterly, or seasonal cycles relevant to the scope.</w:t>
       </w:r>
     </w:p>
     <w:p>
@@ -414,11 +1035,23 @@
         </w:numPr>
       </w:pPr>
       <w:r>
-        <w:t xml:space="preserve">Package inventory, scope, flows, policy, exceptions, and known gaps as the evidence output.</w:t>
-      </w:r>
-    </w:p>
-    <w:bookmarkEnd w:id="14"/>
-    <w:bookmarkStart w:id="15" w:name="boundaries-and-complementary-controls"/>
+        <w:t xml:space="preserve">Use ADM to generate a candidate policy. Review with the application owner. Run in Simulation mode for at least two weeks before any enforcement.</w:t>
+      </w:r>
+    </w:p>
+    <w:p>
+      <w:pPr>
+        <w:pStyle w:val="Compact"/>
+        <w:numPr>
+          <w:ilvl w:val="0"/>
+          <w:numId w:val="1003"/>
+        </w:numPr>
+      </w:pPr>
+      <w:r>
+        <w:t xml:space="preserve">Package inventory, scope, flows, policy, exceptions, and known gaps as the evidence output. Cross-reference this report’s evidence collection table with the customer’s existing audit work-papers.</w:t>
+      </w:r>
+    </w:p>
+    <w:bookmarkEnd w:id="18"/>
+    <w:bookmarkStart w:id="19" w:name="boundaries-and-complementary-controls"/>
     <w:p>
       <w:pPr>
         <w:pStyle w:val="Heading2"/>
@@ -432,16 +1065,34 @@
         <w:pStyle w:val="FirstParagraph"/>
       </w:pPr>
       <w:r>
-        <w:t xml:space="preserve">CSW does not replace Cyber Essentials certification, endpoint configuration, malware protection, MFA, unsupported software governance, or assessor testing.</w:t>
-      </w:r>
-    </w:p>
-    <w:bookmarkEnd w:id="15"/>
-    <w:bookmarkStart w:id="16" w:name="disclaimer"/>
+        <w:t xml:space="preserve">CSW does not replace the Cyber Essentials questionnaire submission, endpoint malware protection, user access control / identity governance, unsupported-software governance, the assessor’s CE+ verification testing, or the IASME certification body decision.</w:t>
+      </w:r>
+    </w:p>
+    <w:bookmarkEnd w:id="19"/>
+    <w:bookmarkStart w:id="20" w:name="assessor-auditor-caveat"/>
     <w:p>
       <w:pPr>
         <w:pStyle w:val="Heading2"/>
       </w:pPr>
       <w:r>
+        <w:t xml:space="preserve">Assessor / Auditor Caveat</w:t>
+      </w:r>
+    </w:p>
+    <w:p>
+      <w:pPr>
+        <w:pStyle w:val="FirstParagraph"/>
+      </w:pPr>
+      <w:r>
+        <w:t xml:space="preserve">CSW provides technical evidence inputs. The customer’s qualified assessor, auditor, certifying body, or regulator determines compliance status. Validate all framework-topic mappings, control IDs, paragraph references, and section numbers in this report against the current official framework text. If the customer is being assessed against a version other than the one referenced in the framework version note above, revalidate before use.</w:t>
+      </w:r>
+    </w:p>
+    <w:bookmarkEnd w:id="20"/>
+    <w:bookmarkStart w:id="21" w:name="disclaimer"/>
+    <w:p>
+      <w:pPr>
+        <w:pStyle w:val="Heading2"/>
+      </w:pPr>
+      <w:r>
         <w:t xml:space="preserve">Disclaimer</w:t>
       </w:r>
     </w:p>
@@ -453,8 +1104,8 @@
         <w:t xml:space="preserve">This report is for informational and planning purposes. It is not legal, regulatory, audit, or certification advice. Validate all mappings against the current official framework text, the customer’s environment, and qualified compliance, legal, and audit professionals.</w:t>
       </w:r>
     </w:p>
-    <w:bookmarkEnd w:id="16"/>
-    <w:bookmarkEnd w:id="17"/>
+    <w:bookmarkEnd w:id="21"/>
+    <w:bookmarkEnd w:id="22"/>
     <w:sectPr>
       <w:footnotePr>
         <w:numRestart w:val="eachSect"/>
